--- a/_site/estadistica/2018-05-16-estadigrafos/index.docx
+++ b/_site/estadistica/2018-05-16-estadigrafos/index.docx
@@ -44,7 +44,7 @@
         <w:t xml:space="preserve"> </w:t>
       </w:r>
     </w:p>
-    <w:bookmarkStart w:id="20" w:name="title"/>
+    <w:bookmarkStart w:id="22" w:name="title"/>
     <w:p>
       <w:pPr>
         <w:pStyle w:val="Heading1"/>
@@ -93,8 +93,8 @@
         <w:t xml:space="preserve"> </w:t>
       </w:r>
     </w:p>
-    <w:bookmarkEnd w:id="20"/>
-    <w:bookmarkStart w:id="24" w:name="author-note"/>
+    <w:bookmarkEnd w:id="22"/>
+    <w:bookmarkStart w:id="26" w:name="author-note"/>
     <w:p>
       <w:pPr>
         <w:pStyle w:val="Heading1"/>
@@ -113,15 +113,15 @@
       <w:r>
         <w:t xml:space="preserve"> </w:t>
       </w:r>
-      <w:bookmarkStart w:id="21" w:name="orchid"/>
+      <w:bookmarkStart w:id="23" w:name="orchid"/>
       <w:r>
         <w:t xml:space="preserve">Orcid ID Logo: A green circle with white letters ID</w:t>
       </w:r>
-      <w:bookmarkEnd w:id="21"/>
+      <w:bookmarkEnd w:id="23"/>
       <w:r>
         <w:t xml:space="preserve"> </w:t>
       </w:r>
-      <w:hyperlink r:id="rId22">
+      <w:hyperlink r:id="rId24">
         <w:r>
           <w:rPr>
             <w:rStyle w:val="Hyperlink"/>
@@ -160,7 +160,7 @@
         <w:t xml:space="preserve">: </w:t>
       </w:r>
       <w:r>
-        <w:t xml:space="preserve">conceptualización y redacción</w:t>
+        <w:t xml:space="preserve">conceptualización, metodología, análisis formal, investigación, recursos, curación de datos, redacción, visualización, supervisión, y administración del proyecto</w:t>
       </w:r>
     </w:p>
     <w:p>
@@ -168,12 +168,12 @@
         <w:pStyle w:val="BodyText"/>
       </w:pPr>
       <w:r>
-        <w:t xml:space="preserve">La correspondencia relativa a este artículo debe dirigirse a Edison Achalma, Escuela Profesional de Economía, Universidad Nacional de San Cristóbal de Huamanga, Ayacucho, AYA, Perú, Email:</w:t>
+        <w:t xml:space="preserve">La correspondencia relativa a este artículo debe dirigirse a Edison Achalma, Escuela Profesional de Economía, Universidad Nacional de San Cristóbal de Huamanga, Portal Independencia N° 57, Ayacucho, AYA 5001, Perú, Email:</w:t>
       </w:r>
       <w:r>
         <w:t xml:space="preserve"> </w:t>
       </w:r>
-      <w:hyperlink r:id="rId23">
+      <w:hyperlink r:id="rId25">
         <w:r>
           <w:rPr>
             <w:rStyle w:val="Hyperlink"/>
@@ -187,8 +187,8 @@
         <w:br w:type="page"/>
       </w:r>
     </w:p>
-    <w:bookmarkEnd w:id="24"/>
-    <w:bookmarkStart w:id="25" w:name="abstract"/>
+    <w:bookmarkEnd w:id="26"/>
+    <w:bookmarkStart w:id="27" w:name="abstract"/>
     <w:p>
       <w:pPr>
         <w:pStyle w:val="Heading1"/>
@@ -225,8 +225,8 @@
         <w:br w:type="page"/>
       </w:r>
     </w:p>
-    <w:bookmarkEnd w:id="25"/>
-    <w:bookmarkStart w:id="78" w:name="firstheader"/>
+    <w:bookmarkEnd w:id="27"/>
+    <w:bookmarkStart w:id="80" w:name="firstheader"/>
     <w:p>
       <w:pPr>
         <w:pStyle w:val="Heading1"/>
@@ -235,7 +235,7 @@
         <w:t xml:space="preserve">Estadígrafos descriptivos fundamentales</w:t>
       </w:r>
     </w:p>
-    <w:bookmarkStart w:id="27" w:name="tbl-1"/>
+    <w:bookmarkStart w:id="29" w:name="tbl-1"/>
     <w:p>
       <w:pPr>
         <w:pStyle w:val="FigureTitle"/>
@@ -252,7 +252,7 @@
         <w:t xml:space="preserve">Distribución de la edad de los estudiantes de la serie 200 de Economía durante el curso de Estadística en el período 2018-I</w:t>
       </w:r>
     </w:p>
-    <w:bookmarkStart w:id="26" w:name="tbl-1"/>
+    <w:bookmarkStart w:id="28" w:name="tbl-1"/>
     <w:tbl>
       <w:tblPr>
         <w:tblStyle w:val="Table"/>
@@ -1321,8 +1321,8 @@
         </w:tc>
       </w:tr>
     </w:tbl>
-    <w:bookmarkEnd w:id="26"/>
-    <w:bookmarkEnd w:id="27"/>
+    <w:bookmarkEnd w:id="28"/>
+    <w:bookmarkEnd w:id="29"/>
     <w:p>
       <w:pPr>
         <w:pStyle w:val="AfterWithoutNote"/>
@@ -1423,7 +1423,7 @@
         <w:t xml:space="preserve">En total, se registraron 111 estudiantes en la muestra.</w:t>
       </w:r>
     </w:p>
-    <w:bookmarkStart w:id="29" w:name="tbl-2"/>
+    <w:bookmarkStart w:id="31" w:name="tbl-2"/>
     <w:p>
       <w:pPr>
         <w:pStyle w:val="FigureTitle"/>
@@ -1440,7 +1440,7 @@
         <w:t xml:space="preserve">Distribución de los estudiantes de la serie 200 de Economía que cursan Estadística durante el período 2018-I</w:t>
       </w:r>
     </w:p>
-    <w:bookmarkStart w:id="28" w:name="tbl-2"/>
+    <w:bookmarkStart w:id="30" w:name="tbl-2"/>
     <w:tbl>
       <w:tblPr>
         <w:tblStyle w:val="Table"/>
@@ -1703,8 +1703,8 @@
         </w:tc>
       </w:tr>
     </w:tbl>
-    <w:bookmarkEnd w:id="28"/>
-    <w:bookmarkEnd w:id="29"/>
+    <w:bookmarkEnd w:id="30"/>
+    <w:bookmarkEnd w:id="31"/>
     <w:p>
       <w:pPr>
         <w:pStyle w:val="AfterWithoutNote"/>
@@ -1805,7 +1805,7 @@
         <w:t xml:space="preserve">En resumen, se registraron 111 estudiantes en total en la muestra.</w:t>
       </w:r>
     </w:p>
-    <w:bookmarkStart w:id="31" w:name="tbl-3"/>
+    <w:bookmarkStart w:id="33" w:name="tbl-3"/>
     <w:p>
       <w:pPr>
         <w:pStyle w:val="FigureTitle"/>
@@ -1822,7 +1822,7 @@
         <w:t xml:space="preserve">Distribución del tiempo de llegada de los estudiantes de la serie 200 de Economía que cursan Estadística durante el período 2018-I</w:t>
       </w:r>
     </w:p>
-    <w:bookmarkStart w:id="30" w:name="tbl-3"/>
+    <w:bookmarkStart w:id="32" w:name="tbl-3"/>
     <w:tbl>
       <w:tblPr>
         <w:tblStyle w:val="Table"/>
@@ -2937,8 +2937,8 @@
         </w:tc>
       </w:tr>
     </w:tbl>
-    <w:bookmarkEnd w:id="30"/>
-    <w:bookmarkEnd w:id="31"/>
+    <w:bookmarkEnd w:id="32"/>
+    <w:bookmarkEnd w:id="33"/>
     <w:p>
       <w:pPr>
         <w:pStyle w:val="AfterWithoutNote"/>
@@ -3003,7 +3003,7 @@
         <w:t xml:space="preserve">También se indica que hay un estudiante que no especificó su tiempo de llegada.</w:t>
       </w:r>
     </w:p>
-    <w:bookmarkStart w:id="33" w:name="tbl-4"/>
+    <w:bookmarkStart w:id="35" w:name="tbl-4"/>
     <w:p>
       <w:pPr>
         <w:pStyle w:val="FigureTitle"/>
@@ -3020,7 +3020,7 @@
         <w:t xml:space="preserve">Distribución del número de cursos matriculados por los estudiantes de la serie 200 de Economía que cursan Estadística durante el período 2018-I</w:t>
       </w:r>
     </w:p>
-    <w:bookmarkStart w:id="32" w:name="tbl-4"/>
+    <w:bookmarkStart w:id="34" w:name="tbl-4"/>
     <w:tbl>
       <w:tblPr>
         <w:tblStyle w:val="Table"/>
@@ -3593,8 +3593,8 @@
         </w:tc>
       </w:tr>
     </w:tbl>
-    <w:bookmarkEnd w:id="32"/>
-    <w:bookmarkEnd w:id="33"/>
+    <w:bookmarkEnd w:id="34"/>
+    <w:bookmarkEnd w:id="35"/>
     <w:p>
       <w:pPr>
         <w:pStyle w:val="AfterWithoutNote"/>
@@ -3659,7 +3659,7 @@
         <w:t xml:space="preserve">También se indica que hay 2 estudiantes (1.8%) que se matricularon en 8 cursos.</w:t>
       </w:r>
     </w:p>
-    <w:bookmarkStart w:id="35" w:name="tbl-5"/>
+    <w:bookmarkStart w:id="37" w:name="tbl-5"/>
     <w:p>
       <w:pPr>
         <w:pStyle w:val="FigureTitle"/>
@@ -3676,7 +3676,7 @@
         <w:t xml:space="preserve">Distribución del número de veces que los estudiantes de la serie 200 de Economía llevan el curso de Estadística durante el período 2018-I</w:t>
       </w:r>
     </w:p>
-    <w:bookmarkStart w:id="34" w:name="tbl-5"/>
+    <w:bookmarkStart w:id="36" w:name="tbl-5"/>
     <w:tbl>
       <w:tblPr>
         <w:tblStyle w:val="Table"/>
@@ -4063,8 +4063,8 @@
         </w:tc>
       </w:tr>
     </w:tbl>
-    <w:bookmarkEnd w:id="34"/>
-    <w:bookmarkEnd w:id="35"/>
+    <w:bookmarkEnd w:id="36"/>
+    <w:bookmarkEnd w:id="37"/>
     <w:p>
       <w:pPr>
         <w:pStyle w:val="AfterWithoutNote"/>
@@ -4129,7 +4129,7 @@
         <w:t xml:space="preserve">También se indica que hay 1 estudiante (0.9%) que no ha llevado el curso de Estadística.</w:t>
       </w:r>
     </w:p>
-    <w:bookmarkStart w:id="37" w:name="tbl-6"/>
+    <w:bookmarkStart w:id="39" w:name="tbl-6"/>
     <w:p>
       <w:pPr>
         <w:pStyle w:val="FigureTitle"/>
@@ -4146,7 +4146,7 @@
         <w:t xml:space="preserve">Distribución del género de los estudiantes de la serie 200 de Economía que cursan Estadística durante el período 2018-I</w:t>
       </w:r>
     </w:p>
-    <w:bookmarkStart w:id="36" w:name="tbl-6"/>
+    <w:bookmarkStart w:id="38" w:name="tbl-6"/>
     <w:tbl>
       <w:tblPr>
         <w:tblStyle w:val="Table"/>
@@ -4409,8 +4409,8 @@
         </w:tc>
       </w:tr>
     </w:tbl>
-    <w:bookmarkEnd w:id="36"/>
-    <w:bookmarkEnd w:id="37"/>
+    <w:bookmarkEnd w:id="38"/>
+    <w:bookmarkEnd w:id="39"/>
     <w:p>
       <w:pPr>
         <w:pStyle w:val="AfterWithoutNote"/>
@@ -4419,7 +4419,7 @@
         <w:t xml:space="preserve"> </w:t>
       </w:r>
     </w:p>
-    <w:bookmarkStart w:id="39" w:name="tbl-7"/>
+    <w:bookmarkStart w:id="41" w:name="tbl-7"/>
     <w:p>
       <w:pPr>
         <w:pStyle w:val="FigureTitle"/>
@@ -4436,7 +4436,7 @@
         <w:t xml:space="preserve">Distribución de la estatura de los estudiantes de la serie 200 de Economía que cursan Estadística durante el período 2018-I</w:t>
       </w:r>
     </w:p>
-    <w:bookmarkStart w:id="38" w:name="tbl-7"/>
+    <w:bookmarkStart w:id="40" w:name="tbl-7"/>
     <w:tbl>
       <w:tblPr>
         <w:tblStyle w:val="Table"/>
@@ -5071,8 +5071,8 @@
         </w:tc>
       </w:tr>
     </w:tbl>
-    <w:bookmarkEnd w:id="38"/>
-    <w:bookmarkEnd w:id="39"/>
+    <w:bookmarkEnd w:id="40"/>
+    <w:bookmarkEnd w:id="41"/>
     <w:p>
       <w:pPr>
         <w:pStyle w:val="AfterWithoutNote"/>
@@ -5081,7 +5081,7 @@
         <w:t xml:space="preserve"> </w:t>
       </w:r>
     </w:p>
-    <w:bookmarkStart w:id="41" w:name="tbl-8"/>
+    <w:bookmarkStart w:id="43" w:name="tbl-8"/>
     <w:p>
       <w:pPr>
         <w:pStyle w:val="FigureTitle"/>
@@ -5098,7 +5098,7 @@
         <w:t xml:space="preserve">Distribución del peso de los estudiantes de la serie 200 de Economía que cursan Estadística durante el período 2018-I</w:t>
       </w:r>
     </w:p>
-    <w:bookmarkStart w:id="40" w:name="tbl-8"/>
+    <w:bookmarkStart w:id="42" w:name="tbl-8"/>
     <w:tbl>
       <w:tblPr>
         <w:tblStyle w:val="Table"/>
@@ -5733,8 +5733,8 @@
         </w:tc>
       </w:tr>
     </w:tbl>
-    <w:bookmarkEnd w:id="40"/>
-    <w:bookmarkEnd w:id="41"/>
+    <w:bookmarkEnd w:id="42"/>
+    <w:bookmarkEnd w:id="43"/>
     <w:p>
       <w:pPr>
         <w:pStyle w:val="AfterWithoutNote"/>
@@ -5743,7 +5743,7 @@
         <w:t xml:space="preserve"> </w:t>
       </w:r>
     </w:p>
-    <w:bookmarkStart w:id="43" w:name="tbl-9"/>
+    <w:bookmarkStart w:id="45" w:name="tbl-9"/>
     <w:p>
       <w:pPr>
         <w:pStyle w:val="FigureTitle"/>
@@ -5760,7 +5760,7 @@
         <w:t xml:space="preserve">Distribución del distrito de residencia de los estudiantes de la serie 200 de Economía que cursan Estadística durante el período 2018-I</w:t>
       </w:r>
     </w:p>
-    <w:bookmarkStart w:id="42" w:name="tbl-9"/>
+    <w:bookmarkStart w:id="44" w:name="tbl-9"/>
     <w:tbl>
       <w:tblPr>
         <w:tblStyle w:val="Table"/>
@@ -6379,8 +6379,8 @@
         </w:tc>
       </w:tr>
     </w:tbl>
-    <w:bookmarkEnd w:id="42"/>
-    <w:bookmarkEnd w:id="43"/>
+    <w:bookmarkEnd w:id="44"/>
+    <w:bookmarkEnd w:id="45"/>
     <w:p>
       <w:pPr>
         <w:pStyle w:val="AfterWithoutNote"/>
@@ -6389,7 +6389,7 @@
         <w:t xml:space="preserve"> </w:t>
       </w:r>
     </w:p>
-    <w:bookmarkStart w:id="45" w:name="tbl-10"/>
+    <w:bookmarkStart w:id="47" w:name="tbl-10"/>
     <w:p>
       <w:pPr>
         <w:pStyle w:val="FigureTitle"/>
@@ -6406,7 +6406,7 @@
         <w:t xml:space="preserve">Distribución del índice académico de los estudiantes de la serie 200 de Economía que cursan Estadística durante el período 2018-I</w:t>
       </w:r>
     </w:p>
-    <w:bookmarkStart w:id="44" w:name="tbl-10"/>
+    <w:bookmarkStart w:id="46" w:name="tbl-10"/>
     <w:tbl>
       <w:tblPr>
         <w:tblStyle w:val="Table"/>
@@ -7149,8 +7149,8 @@
         </w:tc>
       </w:tr>
     </w:tbl>
-    <w:bookmarkEnd w:id="44"/>
-    <w:bookmarkEnd w:id="45"/>
+    <w:bookmarkEnd w:id="46"/>
+    <w:bookmarkEnd w:id="47"/>
     <w:p>
       <w:pPr>
         <w:pStyle w:val="AfterWithoutNote"/>
@@ -7159,7 +7159,7 @@
         <w:t xml:space="preserve"> </w:t>
       </w:r>
     </w:p>
-    <w:bookmarkStart w:id="47" w:name="tbl-11"/>
+    <w:bookmarkStart w:id="49" w:name="tbl-11"/>
     <w:p>
       <w:pPr>
         <w:pStyle w:val="FigureTitle"/>
@@ -7176,7 +7176,7 @@
         <w:t xml:space="preserve">Distribución del intervalo de notas de los estudiantes de la serie 200 de Economía que cursan Estadística durante el período 2018-I</w:t>
       </w:r>
     </w:p>
-    <w:bookmarkStart w:id="46" w:name="tbl-11"/>
+    <w:bookmarkStart w:id="48" w:name="tbl-11"/>
     <w:tbl>
       <w:tblPr>
         <w:tblStyle w:val="Table"/>
@@ -7671,8 +7671,8 @@
         </w:tc>
       </w:tr>
     </w:tbl>
-    <w:bookmarkEnd w:id="46"/>
-    <w:bookmarkEnd w:id="47"/>
+    <w:bookmarkEnd w:id="48"/>
+    <w:bookmarkEnd w:id="49"/>
     <w:p>
       <w:pPr>
         <w:pStyle w:val="AfterWithoutNote"/>
@@ -7681,7 +7681,7 @@
         <w:t xml:space="preserve"> </w:t>
       </w:r>
     </w:p>
-    <w:bookmarkStart w:id="49" w:name="tbl-12"/>
+    <w:bookmarkStart w:id="51" w:name="tbl-12"/>
     <w:p>
       <w:pPr>
         <w:pStyle w:val="FigureTitle"/>
@@ -7698,7 +7698,7 @@
         <w:t xml:space="preserve">Distribución del departamento del colegio de los estudiantes de la serie 200 de Economía que cursan Estadística durante el período 2018-I</w:t>
       </w:r>
     </w:p>
-    <w:bookmarkStart w:id="48" w:name="tbl-12"/>
+    <w:bookmarkStart w:id="50" w:name="tbl-12"/>
     <w:tbl>
       <w:tblPr>
         <w:tblStyle w:val="Table"/>
@@ -8255,8 +8255,8 @@
         </w:tc>
       </w:tr>
     </w:tbl>
-    <w:bookmarkEnd w:id="48"/>
-    <w:bookmarkEnd w:id="49"/>
+    <w:bookmarkEnd w:id="50"/>
+    <w:bookmarkEnd w:id="51"/>
     <w:p>
       <w:pPr>
         <w:pStyle w:val="AfterWithoutNote"/>
@@ -8265,7 +8265,7 @@
         <w:t xml:space="preserve"> </w:t>
       </w:r>
     </w:p>
-    <w:bookmarkStart w:id="51" w:name="tbl-13"/>
+    <w:bookmarkStart w:id="53" w:name="tbl-13"/>
     <w:p>
       <w:pPr>
         <w:pStyle w:val="FigureTitle"/>
@@ -8282,7 +8282,7 @@
         <w:t xml:space="preserve">Distribución de la provincia del colegio de los estudiantes de la serie 200 de Economía que cursan Estadística durante el período 2018-I</w:t>
       </w:r>
     </w:p>
-    <w:bookmarkStart w:id="50" w:name="tbl-13"/>
+    <w:bookmarkStart w:id="52" w:name="tbl-13"/>
     <w:tbl>
       <w:tblPr>
         <w:tblStyle w:val="Table"/>
@@ -9273,8 +9273,8 @@
         </w:tc>
       </w:tr>
     </w:tbl>
-    <w:bookmarkEnd w:id="50"/>
-    <w:bookmarkEnd w:id="51"/>
+    <w:bookmarkEnd w:id="52"/>
+    <w:bookmarkEnd w:id="53"/>
     <w:p>
       <w:pPr>
         <w:pStyle w:val="AfterWithoutNote"/>
@@ -9283,7 +9283,7 @@
         <w:t xml:space="preserve"> </w:t>
       </w:r>
     </w:p>
-    <w:bookmarkStart w:id="53" w:name="tbl-14"/>
+    <w:bookmarkStart w:id="55" w:name="tbl-14"/>
     <w:p>
       <w:pPr>
         <w:pStyle w:val="FigureTitle"/>
@@ -9300,7 +9300,7 @@
         <w:t xml:space="preserve">Distribución del distrito del colegio de los estudiantes de la serie 200 de Economía que cursan Estadística durante el período 2018-I</w:t>
       </w:r>
     </w:p>
-    <w:bookmarkStart w:id="52" w:name="tbl-14"/>
+    <w:bookmarkStart w:id="54" w:name="tbl-14"/>
     <w:tbl>
       <w:tblPr>
         <w:tblStyle w:val="Table"/>
@@ -11609,8 +11609,8 @@
         </w:tc>
       </w:tr>
     </w:tbl>
-    <w:bookmarkEnd w:id="52"/>
-    <w:bookmarkEnd w:id="53"/>
+    <w:bookmarkEnd w:id="54"/>
+    <w:bookmarkEnd w:id="55"/>
     <w:p>
       <w:pPr>
         <w:pStyle w:val="AfterWithoutNote"/>
@@ -11619,7 +11619,7 @@
         <w:t xml:space="preserve"> </w:t>
       </w:r>
     </w:p>
-    <w:bookmarkStart w:id="55" w:name="tbl-15"/>
+    <w:bookmarkStart w:id="57" w:name="tbl-15"/>
     <w:p>
       <w:pPr>
         <w:pStyle w:val="FigureTitle"/>
@@ -11636,7 +11636,7 @@
         <w:t xml:space="preserve">Distribución del número de hermanos de los alumnos de la serie 200 de Economía que cursan Estadística durante el período 2018-I</w:t>
       </w:r>
     </w:p>
-    <w:bookmarkStart w:id="54" w:name="tbl-15"/>
+    <w:bookmarkStart w:id="56" w:name="tbl-15"/>
     <w:tbl>
       <w:tblPr>
         <w:tblStyle w:val="Table"/>
@@ -12395,8 +12395,8 @@
         </w:tc>
       </w:tr>
     </w:tbl>
-    <w:bookmarkEnd w:id="54"/>
-    <w:bookmarkEnd w:id="55"/>
+    <w:bookmarkEnd w:id="56"/>
+    <w:bookmarkEnd w:id="57"/>
     <w:p>
       <w:pPr>
         <w:pStyle w:val="AfterWithoutNote"/>
@@ -12405,7 +12405,7 @@
         <w:t xml:space="preserve"> </w:t>
       </w:r>
     </w:p>
-    <w:bookmarkStart w:id="57" w:name="tbl-16"/>
+    <w:bookmarkStart w:id="59" w:name="tbl-16"/>
     <w:p>
       <w:pPr>
         <w:pStyle w:val="FigureTitle"/>
@@ -12422,7 +12422,7 @@
         <w:t xml:space="preserve">Distribución de la actividad laboral de los alumnos de la serie 200 de Economía que cursan Estadística durante el período 2018-I</w:t>
       </w:r>
     </w:p>
-    <w:bookmarkStart w:id="56" w:name="tbl-16"/>
+    <w:bookmarkStart w:id="58" w:name="tbl-16"/>
     <w:tbl>
       <w:tblPr>
         <w:tblStyle w:val="Table"/>
@@ -12793,8 +12793,8 @@
         </w:tc>
       </w:tr>
     </w:tbl>
-    <w:bookmarkEnd w:id="56"/>
-    <w:bookmarkEnd w:id="57"/>
+    <w:bookmarkEnd w:id="58"/>
+    <w:bookmarkEnd w:id="59"/>
     <w:p>
       <w:pPr>
         <w:pStyle w:val="AfterWithoutNote"/>
@@ -12803,7 +12803,7 @@
         <w:t xml:space="preserve"> </w:t>
       </w:r>
     </w:p>
-    <w:bookmarkStart w:id="59" w:name="tbl-17"/>
+    <w:bookmarkStart w:id="61" w:name="tbl-17"/>
     <w:p>
       <w:pPr>
         <w:pStyle w:val="FigureTitle"/>
@@ -12820,7 +12820,7 @@
         <w:t xml:space="preserve">Distribución del uso del comedor de la UNSCH entre los alumnos de la serie 200 de Economía que cursan Estadística durante el período 2018-I</w:t>
       </w:r>
     </w:p>
-    <w:bookmarkStart w:id="58" w:name="tbl-17"/>
+    <w:bookmarkStart w:id="60" w:name="tbl-17"/>
     <w:tbl>
       <w:tblPr>
         <w:tblStyle w:val="Table"/>
@@ -13191,8 +13191,8 @@
         </w:tc>
       </w:tr>
     </w:tbl>
-    <w:bookmarkEnd w:id="58"/>
-    <w:bookmarkEnd w:id="59"/>
+    <w:bookmarkEnd w:id="60"/>
+    <w:bookmarkEnd w:id="61"/>
     <w:p>
       <w:pPr>
         <w:pStyle w:val="AfterWithoutNote"/>
@@ -13201,7 +13201,7 @@
         <w:t xml:space="preserve"> </w:t>
       </w:r>
     </w:p>
-    <w:bookmarkStart w:id="61" w:name="tbl-18"/>
+    <w:bookmarkStart w:id="63" w:name="tbl-18"/>
     <w:p>
       <w:pPr>
         <w:pStyle w:val="FigureTitle"/>
@@ -13218,7 +13218,7 @@
         <w:t xml:space="preserve">Distribución de los alumnos de Estadística de la serie 200 de Economía durante el período 2018-I según si viven solos o no.</w:t>
       </w:r>
     </w:p>
-    <w:bookmarkStart w:id="60" w:name="tbl-18"/>
+    <w:bookmarkStart w:id="62" w:name="tbl-18"/>
     <w:tbl>
       <w:tblPr>
         <w:tblStyle w:val="Table"/>
@@ -13589,8 +13589,8 @@
         </w:tc>
       </w:tr>
     </w:tbl>
-    <w:bookmarkEnd w:id="60"/>
-    <w:bookmarkEnd w:id="61"/>
+    <w:bookmarkEnd w:id="62"/>
+    <w:bookmarkEnd w:id="63"/>
     <w:p>
       <w:pPr>
         <w:pStyle w:val="AfterWithoutNote"/>
@@ -13599,7 +13599,7 @@
         <w:t xml:space="preserve"> </w:t>
       </w:r>
     </w:p>
-    <w:bookmarkStart w:id="63" w:name="tbl-19"/>
+    <w:bookmarkStart w:id="65" w:name="tbl-19"/>
     <w:p>
       <w:pPr>
         <w:pStyle w:val="FigureTitle"/>
@@ -13616,7 +13616,7 @@
         <w:t xml:space="preserve">Distribución del estado civil de los alumnos de Estadística de la serie 200 de Economía durante el período 2018-I.</w:t>
       </w:r>
     </w:p>
-    <w:bookmarkStart w:id="62" w:name="tbl-19"/>
+    <w:bookmarkStart w:id="64" w:name="tbl-19"/>
     <w:tbl>
       <w:tblPr>
         <w:tblStyle w:val="Table"/>
@@ -14003,8 +14003,8 @@
         </w:tc>
       </w:tr>
     </w:tbl>
-    <w:bookmarkEnd w:id="62"/>
-    <w:bookmarkEnd w:id="63"/>
+    <w:bookmarkEnd w:id="64"/>
+    <w:bookmarkEnd w:id="65"/>
     <w:p>
       <w:pPr>
         <w:pStyle w:val="AfterWithoutNote"/>
@@ -14013,7 +14013,7 @@
         <w:t xml:space="preserve"> </w:t>
       </w:r>
     </w:p>
-    <w:bookmarkStart w:id="65" w:name="tbl-20"/>
+    <w:bookmarkStart w:id="67" w:name="tbl-20"/>
     <w:p>
       <w:pPr>
         <w:pStyle w:val="FigureTitle"/>
@@ -14030,7 +14030,7 @@
         <w:t xml:space="preserve">Distribución de la dependencia económica de los alumnos de Estadística de la serie 200 de Economía durante el período 2018-I.</w:t>
       </w:r>
     </w:p>
-    <w:bookmarkStart w:id="64" w:name="tbl-20"/>
+    <w:bookmarkStart w:id="66" w:name="tbl-20"/>
     <w:tbl>
       <w:tblPr>
         <w:tblStyle w:val="Table"/>
@@ -14401,8 +14401,8 @@
         </w:tc>
       </w:tr>
     </w:tbl>
-    <w:bookmarkEnd w:id="64"/>
-    <w:bookmarkEnd w:id="65"/>
+    <w:bookmarkEnd w:id="66"/>
+    <w:bookmarkEnd w:id="67"/>
     <w:p>
       <w:pPr>
         <w:pStyle w:val="AfterWithoutNote"/>
@@ -14411,7 +14411,7 @@
         <w:t xml:space="preserve"> </w:t>
       </w:r>
     </w:p>
-    <w:bookmarkStart w:id="67" w:name="tbl-21"/>
+    <w:bookmarkStart w:id="69" w:name="tbl-21"/>
     <w:p>
       <w:pPr>
         <w:pStyle w:val="FigureTitle"/>
@@ -14428,7 +14428,7 @@
         <w:t xml:space="preserve">Distribución de la primera profesión de los alumnos de Estadística de la serie 200 de Economía durante el período 2018-I.</w:t>
       </w:r>
     </w:p>
-    <w:bookmarkStart w:id="66" w:name="tbl-21"/>
+    <w:bookmarkStart w:id="68" w:name="tbl-21"/>
     <w:tbl>
       <w:tblPr>
         <w:tblStyle w:val="Table"/>
@@ -14691,8 +14691,8 @@
         </w:tc>
       </w:tr>
     </w:tbl>
-    <w:bookmarkEnd w:id="66"/>
-    <w:bookmarkEnd w:id="67"/>
+    <w:bookmarkEnd w:id="68"/>
+    <w:bookmarkEnd w:id="69"/>
     <w:p>
       <w:pPr>
         <w:pStyle w:val="AfterWithoutNote"/>
@@ -14701,7 +14701,7 @@
         <w:t xml:space="preserve"> </w:t>
       </w:r>
     </w:p>
-    <w:bookmarkStart w:id="69" w:name="tbl-22"/>
+    <w:bookmarkStart w:id="71" w:name="tbl-22"/>
     <w:p>
       <w:pPr>
         <w:pStyle w:val="FigureTitle"/>
@@ -14718,7 +14718,7 @@
         <w:t xml:space="preserve">Distribución de la movilidad propia de los alumnos de Estadística de la serie 200 de Economía durante el período 2018-I.</w:t>
       </w:r>
     </w:p>
-    <w:bookmarkStart w:id="68" w:name="tbl-22"/>
+    <w:bookmarkStart w:id="70" w:name="tbl-22"/>
     <w:tbl>
       <w:tblPr>
         <w:tblStyle w:val="Table"/>
@@ -14981,8 +14981,8 @@
         </w:tc>
       </w:tr>
     </w:tbl>
-    <w:bookmarkEnd w:id="68"/>
-    <w:bookmarkEnd w:id="69"/>
+    <w:bookmarkEnd w:id="70"/>
+    <w:bookmarkEnd w:id="71"/>
     <w:p>
       <w:pPr>
         <w:pStyle w:val="AfterWithoutNote"/>
@@ -14991,7 +14991,7 @@
         <w:t xml:space="preserve"> </w:t>
       </w:r>
     </w:p>
-    <w:bookmarkStart w:id="71" w:name="tbl-23"/>
+    <w:bookmarkStart w:id="73" w:name="tbl-23"/>
     <w:p>
       <w:pPr>
         <w:pStyle w:val="FigureTitle"/>
@@ -15008,7 +15008,7 @@
         <w:t xml:space="preserve">Características de los alumnos de Estadística de la serie 200 de Economía durante el período 2018-I.</w:t>
       </w:r>
     </w:p>
-    <w:bookmarkStart w:id="70" w:name="tbl-23"/>
+    <w:bookmarkStart w:id="72" w:name="tbl-23"/>
     <w:tbl>
       <w:tblPr>
         <w:tblStyle w:val="Table"/>
@@ -15246,8 +15246,8 @@
         </w:tc>
       </w:tr>
     </w:tbl>
-    <w:bookmarkEnd w:id="70"/>
-    <w:bookmarkEnd w:id="71"/>
+    <w:bookmarkEnd w:id="72"/>
+    <w:bookmarkEnd w:id="73"/>
     <w:p>
       <w:pPr>
         <w:pStyle w:val="AfterWithoutNote"/>
@@ -15256,7 +15256,7 @@
         <w:t xml:space="preserve"> </w:t>
       </w:r>
     </w:p>
-    <w:bookmarkStart w:id="73" w:name="tbl-24"/>
+    <w:bookmarkStart w:id="75" w:name="tbl-24"/>
     <w:p>
       <w:pPr>
         <w:pStyle w:val="FigureTitle"/>
@@ -15273,7 +15273,7 @@
         <w:t xml:space="preserve">Nivel de instrucción de los padres de los alumnos de Estadística de la serie 200 de Economía durante el período 2018-I.</w:t>
       </w:r>
     </w:p>
-    <w:bookmarkStart w:id="72" w:name="tbl-24"/>
+    <w:bookmarkStart w:id="74" w:name="tbl-24"/>
     <w:tbl>
       <w:tblPr>
         <w:tblStyle w:val="Table"/>
@@ -15594,8 +15594,8 @@
         </w:tc>
       </w:tr>
     </w:tbl>
-    <w:bookmarkEnd w:id="72"/>
-    <w:bookmarkEnd w:id="73"/>
+    <w:bookmarkEnd w:id="74"/>
+    <w:bookmarkEnd w:id="75"/>
     <w:p>
       <w:pPr>
         <w:pStyle w:val="AfterWithoutNote"/>
@@ -15604,7 +15604,7 @@
         <w:t xml:space="preserve"> </w:t>
       </w:r>
     </w:p>
-    <w:bookmarkStart w:id="75" w:name="tbl-25"/>
+    <w:bookmarkStart w:id="77" w:name="tbl-25"/>
     <w:p>
       <w:pPr>
         <w:pStyle w:val="FigureTitle"/>
@@ -15621,7 +15621,7 @@
         <w:t xml:space="preserve">Nivel de instrucción de las madres de los alumnos de Estadística de la serie 200 de Economía durante el período 2018-I.</w:t>
       </w:r>
     </w:p>
-    <w:bookmarkStart w:id="74" w:name="tbl-25"/>
+    <w:bookmarkStart w:id="76" w:name="tbl-25"/>
     <w:tbl>
       <w:tblPr>
         <w:tblStyle w:val="Table"/>
@@ -16112,8 +16112,8 @@
         </w:tc>
       </w:tr>
     </w:tbl>
-    <w:bookmarkEnd w:id="74"/>
-    <w:bookmarkEnd w:id="75"/>
+    <w:bookmarkEnd w:id="76"/>
+    <w:bookmarkEnd w:id="77"/>
     <w:p>
       <w:pPr>
         <w:pStyle w:val="AfterWithoutNote"/>
@@ -16122,7 +16122,7 @@
         <w:t xml:space="preserve"> </w:t>
       </w:r>
     </w:p>
-    <w:bookmarkStart w:id="77" w:name="tbl-26"/>
+    <w:bookmarkStart w:id="79" w:name="tbl-26"/>
     <w:p>
       <w:pPr>
         <w:pStyle w:val="FigureTitle"/>
@@ -16139,7 +16139,7 @@
         <w:t xml:space="preserve">Número de hijos de los alumnos de Estadística de la serie 200 de Economía durante el período 2018-I.</w:t>
       </w:r>
     </w:p>
-    <w:bookmarkStart w:id="76" w:name="tbl-26"/>
+    <w:bookmarkStart w:id="78" w:name="tbl-26"/>
     <w:tbl>
       <w:tblPr>
         <w:tblStyle w:val="Table"/>
@@ -16940,10 +16940,10 @@
         </w:tc>
       </w:tr>
     </w:tbl>
-    <w:bookmarkEnd w:id="76"/>
-    <w:bookmarkEnd w:id="77"/>
     <w:bookmarkEnd w:id="78"/>
-    <w:bookmarkStart w:id="83" w:name="publicaciones-similares"/>
+    <w:bookmarkEnd w:id="79"/>
+    <w:bookmarkEnd w:id="80"/>
+    <w:bookmarkStart w:id="85" w:name="publicaciones-similares"/>
     <w:p>
       <w:pPr>
         <w:pStyle w:val="Heading1"/>
@@ -16968,11 +16968,11 @@
           <w:numId w:val="1008"/>
         </w:numPr>
       </w:pPr>
-      <w:hyperlink r:id="rId79"/>
+      <w:hyperlink r:id="rId81"/>
       <w:r>
         <w:t xml:space="preserve"> </w:t>
       </w:r>
-      <w:hyperlink r:id="rId80">
+      <w:hyperlink r:id="rId82">
         <w:r>
           <w:rPr>
             <w:rStyle w:val="Hyperlink"/>
@@ -16989,11 +16989,11 @@
           <w:numId w:val="1008"/>
         </w:numPr>
       </w:pPr>
-      <w:hyperlink r:id="rId81"/>
+      <w:hyperlink r:id="rId83"/>
       <w:r>
         <w:t xml:space="preserve"> </w:t>
       </w:r>
-      <w:hyperlink r:id="rId82">
+      <w:hyperlink r:id="rId84">
         <w:r>
           <w:rPr>
             <w:rStyle w:val="Hyperlink"/>
@@ -17010,14 +17010,14 @@
         <w:t xml:space="preserve">Esperamos que encuentres estas publicaciones igualmente interesantes y útiles. ¡Disfruta de la lectura!</w:t>
       </w:r>
     </w:p>
-    <w:bookmarkEnd w:id="83"/>
+    <w:bookmarkEnd w:id="85"/>
     <w:sectPr>
-      <w:headerReference r:id="rId9" w:type="even"/>
-      <w:headerReference r:id="rId11" w:type="default"/>
-      <w:footerReference r:id="rId14" w:type="even"/>
-      <w:footerReference r:id="rId13" w:type="default"/>
-      <w:headerReference r:id="rId10" w:type="first"/>
-      <w:footerReference r:id="rId12" w:type="first"/>
+      <w:headerReference r:id="rId8" w:type="even"/>
+      <w:headerReference r:id="rId9" w:type="default"/>
+      <w:footerReference r:id="rId10" w:type="even"/>
+      <w:footerReference r:id="rId11" w:type="default"/>
+      <w:headerReference r:id="rId12" w:type="first"/>
+      <w:footerReference r:id="rId13" w:type="first"/>
       <w:pgSz w:h="15840" w:w="12240"/>
       <w:pgMar w:bottom="1440" w:footer="720" w:gutter="0" w:header="720" w:left="1440" w:right="1440" w:top="1440"/>
       <w:cols w:space="720"/>
